--- a/Notizen.docx
+++ b/Notizen.docx
@@ -15,59 +15,13 @@
           <w:szCs w:val="22"/>
         </w:rPr>
       </w:pPr>
-      <w:proofErr w:type="gramStart"/>
-      <w:r>
-        <w:rPr>
-          <w:rFonts w:ascii="Arial Nova Light" w:hAnsi="Arial Nova Light"/>
-          <w:sz w:val="22"/>
-          <w:szCs w:val="22"/>
-        </w:rPr>
-        <w:t>Hab</w:t>
-      </w:r>
-      <w:proofErr w:type="gramEnd"/>
-      <w:r>
-        <w:rPr>
-          <w:rFonts w:ascii="Arial Nova Light" w:hAnsi="Arial Nova Light"/>
-          <w:sz w:val="22"/>
-          <w:szCs w:val="22"/>
-        </w:rPr>
-        <w:t xml:space="preserve"> mich jetzt doch gegen </w:t>
-      </w:r>
-      <w:proofErr w:type="spellStart"/>
-      <w:r>
-        <w:rPr>
-          <w:rFonts w:ascii="Arial Nova Light" w:hAnsi="Arial Nova Light"/>
-          <w:sz w:val="22"/>
-          <w:szCs w:val="22"/>
-        </w:rPr>
-        <w:t>caret</w:t>
-      </w:r>
-      <w:proofErr w:type="spellEnd"/>
-      <w:r>
-        <w:rPr>
-          <w:rFonts w:ascii="Arial Nova Light" w:hAnsi="Arial Nova Light"/>
-          <w:sz w:val="22"/>
-          <w:szCs w:val="22"/>
-        </w:rPr>
-        <w:t xml:space="preserve"> </w:t>
-      </w:r>
-      <w:proofErr w:type="gramStart"/>
-      <w:r>
-        <w:rPr>
-          <w:rFonts w:ascii="Arial Nova Light" w:hAnsi="Arial Nova Light"/>
-          <w:sz w:val="22"/>
-          <w:szCs w:val="22"/>
-        </w:rPr>
-        <w:t>entschieden</w:t>
-      </w:r>
-      <w:proofErr w:type="gramEnd"/>
-      <w:r>
-        <w:rPr>
-          <w:rFonts w:ascii="Arial Nova Light" w:hAnsi="Arial Nova Light"/>
-          <w:sz w:val="22"/>
-          <w:szCs w:val="22"/>
-        </w:rPr>
-        <w:t xml:space="preserve"> weil man da die LVs nicht selbst bestimmt </w:t>
+      <w:r>
+        <w:rPr>
+          <w:rFonts w:ascii="Arial Nova Light" w:hAnsi="Arial Nova Light"/>
+          <w:sz w:val="22"/>
+          <w:szCs w:val="22"/>
+        </w:rPr>
+        <w:t xml:space="preserve">Hab mich jetzt doch gegen caret entschieden weil man da die LVs nicht selbst bestimmt </w:t>
       </w:r>
     </w:p>
     <w:p>
@@ -89,25 +43,7 @@
           <w:sz w:val="22"/>
           <w:szCs w:val="22"/>
         </w:rPr>
-        <w:t xml:space="preserve">Bei PLSR: macht schon Sinnn ohne CV drin zu lassen damit wir sehen wie gut das Modell an sich funktionieren „könnte“ (theoretisch gibt es das maximum an erklärbarer </w:t>
-      </w:r>
-      <w:proofErr w:type="spellStart"/>
-      <w:r>
-        <w:rPr>
-          <w:rFonts w:ascii="Arial Nova Light" w:hAnsi="Arial Nova Light"/>
-          <w:sz w:val="22"/>
-          <w:szCs w:val="22"/>
-        </w:rPr>
-        <w:t>varianz</w:t>
-      </w:r>
-      <w:proofErr w:type="spellEnd"/>
-      <w:r>
-        <w:rPr>
-          <w:rFonts w:ascii="Arial Nova Light" w:hAnsi="Arial Nova Light"/>
-          <w:sz w:val="22"/>
-          <w:szCs w:val="22"/>
-        </w:rPr>
-        <w:t>)</w:t>
+        <w:t>Bei PLSR: macht schon Sinnn ohne CV drin zu lassen damit wir sehen wie gut das Modell an sich funktionieren „könnte“ (theoretisch gibt es das maximum an erklärbarer varianz)</w:t>
       </w:r>
     </w:p>
     <w:p>
@@ -170,93 +106,15 @@
           <w:szCs w:val="22"/>
         </w:rPr>
       </w:pPr>
-      <w:proofErr w:type="spellStart"/>
-      <w:r>
-        <w:rPr>
-          <w:rFonts w:ascii="Arial Nova Light" w:hAnsi="Arial Nova Light"/>
-          <w:b/>
-          <w:bCs/>
-          <w:sz w:val="22"/>
-          <w:szCs w:val="22"/>
-        </w:rPr>
-        <w:t>modcv</w:t>
-      </w:r>
-      <w:proofErr w:type="spellEnd"/>
-      <w:r>
-        <w:rPr>
-          <w:rFonts w:ascii="Arial Nova Light" w:hAnsi="Arial Nova Light"/>
-          <w:b/>
-          <w:bCs/>
-          <w:sz w:val="22"/>
-          <w:szCs w:val="22"/>
-        </w:rPr>
-        <w:t xml:space="preserve"> &lt;- </w:t>
-      </w:r>
-      <w:proofErr w:type="spellStart"/>
-      <w:r>
-        <w:rPr>
-          <w:rFonts w:ascii="Arial Nova Light" w:hAnsi="Arial Nova Light"/>
-          <w:b/>
-          <w:bCs/>
-          <w:sz w:val="22"/>
-          <w:szCs w:val="22"/>
-        </w:rPr>
-        <w:t>plsr</w:t>
-      </w:r>
-      <w:proofErr w:type="spellEnd"/>
-      <w:r>
-        <w:rPr>
-          <w:rFonts w:ascii="Arial Nova Light" w:hAnsi="Arial Nova Light"/>
-          <w:b/>
-          <w:bCs/>
-          <w:sz w:val="22"/>
-          <w:szCs w:val="22"/>
-        </w:rPr>
-        <w:t xml:space="preserve">(...) + </w:t>
-      </w:r>
-      <w:proofErr w:type="spellStart"/>
-      <w:r>
-        <w:rPr>
-          <w:rFonts w:ascii="Arial Nova Light" w:hAnsi="Arial Nova Light"/>
-          <w:b/>
-          <w:bCs/>
-          <w:sz w:val="22"/>
-          <w:szCs w:val="22"/>
-        </w:rPr>
-        <w:t>summary</w:t>
-      </w:r>
-      <w:proofErr w:type="spellEnd"/>
-      <w:r>
-        <w:rPr>
-          <w:rFonts w:ascii="Arial Nova Light" w:hAnsi="Arial Nova Light"/>
-          <w:b/>
-          <w:bCs/>
-          <w:sz w:val="22"/>
-          <w:szCs w:val="22"/>
-        </w:rPr>
-        <w:t>(</w:t>
-      </w:r>
-      <w:proofErr w:type="spellStart"/>
-      <w:r>
-        <w:rPr>
-          <w:rFonts w:ascii="Arial Nova Light" w:hAnsi="Arial Nova Light"/>
-          <w:b/>
-          <w:bCs/>
-          <w:sz w:val="22"/>
-          <w:szCs w:val="22"/>
-        </w:rPr>
-        <w:t>modcv</w:t>
-      </w:r>
-      <w:proofErr w:type="spellEnd"/>
-      <w:r>
-        <w:rPr>
-          <w:rFonts w:ascii="Arial Nova Light" w:hAnsi="Arial Nova Light"/>
-          <w:b/>
-          <w:bCs/>
-          <w:sz w:val="22"/>
-          <w:szCs w:val="22"/>
-        </w:rPr>
-        <w:t>)</w:t>
+      <w:r>
+        <w:rPr>
+          <w:rFonts w:ascii="Arial Nova Light" w:hAnsi="Arial Nova Light"/>
+          <w:b/>
+          <w:bCs/>
+          <w:sz w:val="22"/>
+          <w:szCs w:val="22"/>
+        </w:rPr>
+        <w:t>modcv &lt;- plsr(...) + summary(modcv)</w:t>
       </w:r>
     </w:p>
     <w:p>
@@ -277,25 +135,7 @@
           <w:sz w:val="22"/>
           <w:szCs w:val="22"/>
         </w:rPr>
-        <w:t xml:space="preserve">Anzahl der </w:t>
-      </w:r>
-      <w:proofErr w:type="spellStart"/>
-      <w:r>
-        <w:rPr>
-          <w:rFonts w:ascii="Arial Nova Light" w:hAnsi="Arial Nova Light"/>
-          <w:sz w:val="22"/>
-          <w:szCs w:val="22"/>
-        </w:rPr>
-        <w:t>Latentvariablen</w:t>
-      </w:r>
-      <w:proofErr w:type="spellEnd"/>
-      <w:r>
-        <w:rPr>
-          <w:rFonts w:ascii="Arial Nova Light" w:hAnsi="Arial Nova Light"/>
-          <w:sz w:val="22"/>
-          <w:szCs w:val="22"/>
-        </w:rPr>
-        <w:t xml:space="preserve"> (LVs)</w:t>
+        <w:t>Anzahl der Latentvariablen (LVs)</w:t>
       </w:r>
     </w:p>
     <w:p>
@@ -350,61 +190,15 @@
           <w:szCs w:val="22"/>
         </w:rPr>
       </w:pPr>
-      <w:proofErr w:type="spellStart"/>
-      <w:r>
-        <w:rPr>
-          <w:rFonts w:ascii="Arial Nova Light" w:hAnsi="Arial Nova Light"/>
-          <w:b/>
-          <w:bCs/>
-          <w:sz w:val="22"/>
-          <w:szCs w:val="22"/>
-        </w:rPr>
-        <w:t>err_modcv</w:t>
-      </w:r>
-      <w:proofErr w:type="spellEnd"/>
-      <w:r>
-        <w:rPr>
-          <w:rFonts w:ascii="Arial Nova Light" w:hAnsi="Arial Nova Light"/>
-          <w:b/>
-          <w:bCs/>
-          <w:sz w:val="22"/>
-          <w:szCs w:val="22"/>
-        </w:rPr>
-        <w:t xml:space="preserve"> &lt;- </w:t>
-      </w:r>
-      <w:proofErr w:type="gramStart"/>
-      <w:r>
-        <w:rPr>
-          <w:rFonts w:ascii="Arial Nova Light" w:hAnsi="Arial Nova Light"/>
-          <w:b/>
-          <w:bCs/>
-          <w:sz w:val="22"/>
-          <w:szCs w:val="22"/>
-        </w:rPr>
-        <w:t>RMSEP(</w:t>
-      </w:r>
-      <w:proofErr w:type="spellStart"/>
-      <w:proofErr w:type="gramEnd"/>
-      <w:r>
-        <w:rPr>
-          <w:rFonts w:ascii="Arial Nova Light" w:hAnsi="Arial Nova Light"/>
-          <w:b/>
-          <w:bCs/>
-          <w:sz w:val="22"/>
-          <w:szCs w:val="22"/>
-        </w:rPr>
-        <w:t>modcv</w:t>
-      </w:r>
-      <w:proofErr w:type="spellEnd"/>
-      <w:r>
-        <w:rPr>
-          <w:rFonts w:ascii="Arial Nova Light" w:hAnsi="Arial Nova Light"/>
-          <w:b/>
-          <w:bCs/>
-          <w:sz w:val="22"/>
-          <w:szCs w:val="22"/>
-        </w:rPr>
-        <w:t>)</w:t>
+      <w:r>
+        <w:rPr>
+          <w:rFonts w:ascii="Arial Nova Light" w:hAnsi="Arial Nova Light"/>
+          <w:b/>
+          <w:bCs/>
+          <w:sz w:val="22"/>
+          <w:szCs w:val="22"/>
+        </w:rPr>
+        <w:t>err_modcv &lt;- RMSEP(modcv)</w:t>
       </w:r>
     </w:p>
     <w:p>
@@ -427,27 +221,7 @@
           <w:szCs w:val="22"/>
           <w:lang w:val="en-GB"/>
         </w:rPr>
-        <w:t xml:space="preserve">RMSECV: Root Mean Square Error of Prediction für </w:t>
-      </w:r>
-      <w:proofErr w:type="spellStart"/>
-      <w:r>
-        <w:rPr>
-          <w:rFonts w:ascii="Arial Nova Light" w:hAnsi="Arial Nova Light"/>
-          <w:sz w:val="22"/>
-          <w:szCs w:val="22"/>
-          <w:lang w:val="en-GB"/>
-        </w:rPr>
-        <w:t>jede</w:t>
-      </w:r>
-      <w:proofErr w:type="spellEnd"/>
-      <w:r>
-        <w:rPr>
-          <w:rFonts w:ascii="Arial Nova Light" w:hAnsi="Arial Nova Light"/>
-          <w:sz w:val="22"/>
-          <w:szCs w:val="22"/>
-          <w:lang w:val="en-GB"/>
-        </w:rPr>
-        <w:t xml:space="preserve"> LV-Zahl</w:t>
+        <w:t>RMSECV: Root Mean Square Error of Prediction für jede LV-Zahl</w:t>
       </w:r>
     </w:p>
     <w:p>
@@ -499,49 +273,15 @@
           <w:szCs w:val="22"/>
         </w:rPr>
       </w:pPr>
-      <w:proofErr w:type="spellStart"/>
-      <w:r>
-        <w:rPr>
-          <w:rFonts w:ascii="Arial Nova Light" w:hAnsi="Arial Nova Light"/>
-          <w:b/>
-          <w:bCs/>
-          <w:sz w:val="22"/>
-          <w:szCs w:val="22"/>
-        </w:rPr>
-        <w:t>plot</w:t>
-      </w:r>
-      <w:proofErr w:type="spellEnd"/>
-      <w:r>
-        <w:rPr>
-          <w:rFonts w:ascii="Arial Nova Light" w:hAnsi="Arial Nova Light"/>
-          <w:b/>
-          <w:bCs/>
-          <w:sz w:val="22"/>
-          <w:szCs w:val="22"/>
-        </w:rPr>
-        <w:t>(</w:t>
-      </w:r>
-      <w:proofErr w:type="spellStart"/>
-      <w:r>
-        <w:rPr>
-          <w:rFonts w:ascii="Arial Nova Light" w:hAnsi="Arial Nova Light"/>
-          <w:b/>
-          <w:bCs/>
-          <w:sz w:val="22"/>
-          <w:szCs w:val="22"/>
-        </w:rPr>
-        <w:t>err_modcv</w:t>
-      </w:r>
-      <w:proofErr w:type="spellEnd"/>
-      <w:r>
-        <w:rPr>
-          <w:rFonts w:ascii="Arial Nova Light" w:hAnsi="Arial Nova Light"/>
-          <w:b/>
-          <w:bCs/>
-          <w:sz w:val="22"/>
-          <w:szCs w:val="22"/>
-        </w:rPr>
-        <w:t>)</w:t>
+      <w:r>
+        <w:rPr>
+          <w:rFonts w:ascii="Arial Nova Light" w:hAnsi="Arial Nova Light"/>
+          <w:b/>
+          <w:bCs/>
+          <w:sz w:val="22"/>
+          <w:szCs w:val="22"/>
+        </w:rPr>
+        <w:t>plot(err_modcv)</w:t>
       </w:r>
     </w:p>
     <w:p>
@@ -715,18 +455,8 @@
           <w:sz w:val="22"/>
           <w:szCs w:val="22"/>
         </w:rPr>
-        <w:t xml:space="preserve"> </w:t>
-      </w:r>
-      <w:proofErr w:type="spellStart"/>
-      <w:r>
-        <w:rPr>
-          <w:rFonts w:ascii="Arial Nova Light" w:hAnsi="Arial Nova Light"/>
-          <w:sz w:val="22"/>
-          <w:szCs w:val="22"/>
-        </w:rPr>
-        <w:t>Overfitting</w:t>
-      </w:r>
-      <w:proofErr w:type="spellEnd"/>
+        <w:t xml:space="preserve"> Overfitting</w:t>
+      </w:r>
     </w:p>
     <w:p>
       <w:pPr>
@@ -813,24 +543,8 @@
           <w:lang w:val="en-GB" w:eastAsia="de-DE"/>
           <w14:ligatures w14:val="none"/>
         </w:rPr>
-        <w:t xml:space="preserve">2. Only preprocessing for now: remove the </w:t>
-      </w:r>
-      <w:proofErr w:type="spellStart"/>
-      <w:r>
-        <w:rPr>
-          <w:rFonts w:ascii="Arial Nova Light" w:eastAsia="Times New Roman" w:hAnsi="Arial Nova Light" w:cs="Times New Roman"/>
-          <w:b/>
-          <w:bCs/>
-          <w:color w:val="800000"/>
-          <w:kern w:val="0"/>
-          <w:sz w:val="20"/>
-          <w:szCs w:val="20"/>
-          <w:lang w:val="en-GB" w:eastAsia="de-DE"/>
-          <w14:ligatures w14:val="none"/>
-        </w:rPr>
-        <w:t>outlayers</w:t>
-      </w:r>
-      <w:proofErr w:type="spellEnd"/>
+        <w:t>2. Only preprocessing for now: remove the outlayers</w:t>
+      </w:r>
     </w:p>
     <w:p>
       <w:pPr>
@@ -920,9 +634,12 @@
           <w:lang w:val="en-GB" w:eastAsia="de-DE"/>
           <w14:ligatures w14:val="none"/>
         </w:rPr>
-        <w:t>4. Split data with Kennard Stone</w:t>
-      </w:r>
-      <w:r>
+        <w:t>4. Split data with Kennard Stone and plot them in their PC space</w:t>
+      </w:r>
+    </w:p>
+    <w:p>
+      <w:pPr>
+        <w:spacing w:after="0"/>
         <w:rPr>
           <w:rFonts w:ascii="Arial Nova Light" w:eastAsia="Times New Roman" w:hAnsi="Arial Nova Light" w:cs="Times New Roman"/>
           <w:b/>
@@ -934,9 +651,11 @@
           <w:lang w:val="en-GB" w:eastAsia="de-DE"/>
           <w14:ligatures w14:val="none"/>
         </w:rPr>
-        <w:t xml:space="preserve"> </w:t>
-      </w:r>
-      <w:r>
+      </w:pPr>
+    </w:p>
+    <w:p>
+      <w:pPr>
+        <w:spacing w:after="0"/>
         <w:rPr>
           <w:rFonts w:ascii="Arial Nova Light" w:eastAsia="Times New Roman" w:hAnsi="Arial Nova Light" w:cs="Times New Roman"/>
           <w:b/>
@@ -948,7 +667,34 @@
           <w:lang w:val="en-GB" w:eastAsia="de-DE"/>
           <w14:ligatures w14:val="none"/>
         </w:rPr>
-        <w:t>and plot them in their PC space</w:t>
+      </w:pPr>
+      <w:r>
+        <w:rPr>
+          <w:rFonts w:ascii="Arial Nova Light" w:eastAsia="Times New Roman" w:hAnsi="Arial Nova Light" w:cs="Times New Roman"/>
+          <w:b/>
+          <w:bCs/>
+          <w:color w:val="800000"/>
+          <w:kern w:val="0"/>
+          <w:sz w:val="20"/>
+          <w:szCs w:val="20"/>
+          <w:lang w:val="en-GB" w:eastAsia="de-DE"/>
+          <w14:ligatures w14:val="none"/>
+        </w:rPr>
+        <w:t xml:space="preserve">5. Show that test data is </w:t>
+      </w:r>
+      <w:r>
+        <w:rPr>
+          <w:rFonts w:ascii="Arial Nova Light" w:eastAsia="Times New Roman" w:hAnsi="Arial Nova Light" w:cs="Times New Roman"/>
+          <w:b/>
+          <w:bCs/>
+          <w:color w:val="800000"/>
+          <w:kern w:val="0"/>
+          <w:sz w:val="20"/>
+          <w:szCs w:val="20"/>
+          <w:lang w:val="en-GB" w:eastAsia="de-DE"/>
+          <w14:ligatures w14:val="none"/>
+        </w:rPr>
+        <w:t>representative</w:t>
       </w:r>
     </w:p>
     <w:p>
@@ -995,7 +741,21 @@
           <w:lang w:val="en-GB" w:eastAsia="de-DE"/>
           <w14:ligatures w14:val="none"/>
         </w:rPr>
-        <w:t>5. plot the spectra of the whole lab data</w:t>
+        <w:t>6</w:t>
+      </w:r>
+      <w:r>
+        <w:rPr>
+          <w:rFonts w:ascii="Arial Nova Light" w:eastAsia="Times New Roman" w:hAnsi="Arial Nova Light" w:cs="Times New Roman"/>
+          <w:b/>
+          <w:bCs/>
+          <w:color w:val="800000"/>
+          <w:kern w:val="0"/>
+          <w:sz w:val="20"/>
+          <w:szCs w:val="20"/>
+          <w:lang w:val="en-GB" w:eastAsia="de-DE"/>
+          <w14:ligatures w14:val="none"/>
+        </w:rPr>
+        <w:t>. plot the spectra of the whole lab data</w:t>
       </w:r>
     </w:p>
     <w:p>
@@ -1039,7 +799,21 @@
           <w:lang w:val="en-GB" w:eastAsia="de-DE"/>
           <w14:ligatures w14:val="none"/>
         </w:rPr>
-        <w:t>6. apply PLSR</w:t>
+        <w:t>7</w:t>
+      </w:r>
+      <w:r>
+        <w:rPr>
+          <w:rFonts w:ascii="Arial Nova Light" w:eastAsia="Times New Roman" w:hAnsi="Arial Nova Light" w:cs="Times New Roman"/>
+          <w:b/>
+          <w:bCs/>
+          <w:color w:val="800000"/>
+          <w:kern w:val="0"/>
+          <w:sz w:val="20"/>
+          <w:szCs w:val="20"/>
+          <w:lang w:val="en-GB" w:eastAsia="de-DE"/>
+          <w14:ligatures w14:val="none"/>
+        </w:rPr>
+        <w:t>. apply PLSR</w:t>
       </w:r>
       <w:r>
         <w:rPr>
@@ -1084,67 +858,7 @@
           <w:lang w:eastAsia="de-DE"/>
           <w14:ligatures w14:val="none"/>
         </w:rPr>
-        <w:t xml:space="preserve">Was gibt </w:t>
-      </w:r>
-      <w:proofErr w:type="spellStart"/>
-      <w:r>
-        <w:rPr>
-          <w:rFonts w:ascii="Arial Nova Light" w:eastAsia="Times New Roman" w:hAnsi="Arial Nova Light" w:cs="Times New Roman"/>
-          <w:b/>
-          <w:bCs/>
-          <w:color w:val="000000"/>
-          <w:kern w:val="0"/>
-          <w:sz w:val="20"/>
-          <w:szCs w:val="20"/>
-          <w:lang w:eastAsia="de-DE"/>
-          <w14:ligatures w14:val="none"/>
-        </w:rPr>
-        <w:t>summary</w:t>
-      </w:r>
-      <w:proofErr w:type="spellEnd"/>
-      <w:r>
-        <w:rPr>
-          <w:rFonts w:ascii="Arial Nova Light" w:eastAsia="Times New Roman" w:hAnsi="Arial Nova Light" w:cs="Times New Roman"/>
-          <w:b/>
-          <w:bCs/>
-          <w:color w:val="000000"/>
-          <w:kern w:val="0"/>
-          <w:sz w:val="20"/>
-          <w:szCs w:val="20"/>
-          <w:lang w:eastAsia="de-DE"/>
-          <w14:ligatures w14:val="none"/>
-        </w:rPr>
-        <w:t>(</w:t>
-      </w:r>
-      <w:proofErr w:type="spellStart"/>
-      <w:r>
-        <w:rPr>
-          <w:rFonts w:ascii="Arial Nova Light" w:eastAsia="Times New Roman" w:hAnsi="Arial Nova Light" w:cs="Times New Roman"/>
-          <w:b/>
-          <w:bCs/>
-          <w:color w:val="000000"/>
-          <w:kern w:val="0"/>
-          <w:sz w:val="20"/>
-          <w:szCs w:val="20"/>
-          <w:lang w:eastAsia="de-DE"/>
-          <w14:ligatures w14:val="none"/>
-        </w:rPr>
-        <w:t>modf</w:t>
-      </w:r>
-      <w:proofErr w:type="spellEnd"/>
-      <w:r>
-        <w:rPr>
-          <w:rFonts w:ascii="Arial Nova Light" w:eastAsia="Times New Roman" w:hAnsi="Arial Nova Light" w:cs="Times New Roman"/>
-          <w:b/>
-          <w:bCs/>
-          <w:color w:val="000000"/>
-          <w:kern w:val="0"/>
-          <w:sz w:val="20"/>
-          <w:szCs w:val="20"/>
-          <w:lang w:eastAsia="de-DE"/>
-          <w14:ligatures w14:val="none"/>
-        </w:rPr>
-        <w:t>) aus?</w:t>
+        <w:t>Was gibt summary(modf) aus?</w:t>
       </w:r>
     </w:p>
     <w:p>
@@ -1161,7 +875,6 @@
           <w14:ligatures w14:val="none"/>
         </w:rPr>
       </w:pPr>
-      <w:proofErr w:type="spellStart"/>
       <w:r>
         <w:rPr>
           <w:rFonts w:ascii="Arial Nova Light" w:eastAsia="Times New Roman" w:hAnsi="Arial Nova Light" w:cs="Times New Roman"/>
@@ -1172,20 +885,7 @@
           <w:lang w:eastAsia="de-DE"/>
           <w14:ligatures w14:val="none"/>
         </w:rPr>
-        <w:t>modf</w:t>
-      </w:r>
-      <w:proofErr w:type="spellEnd"/>
-      <w:r>
-        <w:rPr>
-          <w:rFonts w:ascii="Arial Nova Light" w:eastAsia="Times New Roman" w:hAnsi="Arial Nova Light" w:cs="Times New Roman"/>
-          <w:color w:val="000000"/>
-          <w:kern w:val="0"/>
-          <w:sz w:val="20"/>
-          <w:szCs w:val="20"/>
-          <w:lang w:eastAsia="de-DE"/>
-          <w14:ligatures w14:val="none"/>
-        </w:rPr>
-        <w:t xml:space="preserve"> = Modell </w:t>
+        <w:t xml:space="preserve">modf = Modell </w:t>
       </w:r>
       <w:r>
         <w:rPr>
@@ -1253,6 +953,7 @@
           <w:lang w:eastAsia="de-DE"/>
           <w14:ligatures w14:val="none"/>
         </w:rPr>
+        <w:lastRenderedPageBreak/>
         <w:t>Anteil erklärte X-Varianz pro LV</w:t>
       </w:r>
     </w:p>
@@ -1307,7 +1008,6 @@
           <w:lang w:eastAsia="de-DE"/>
           <w14:ligatures w14:val="none"/>
         </w:rPr>
-        <w:lastRenderedPageBreak/>
         <w:t>Kumulierte erklärte Varianz</w:t>
       </w:r>
     </w:p>
@@ -1362,33 +1062,7 @@
           <w:lang w:eastAsia="de-DE"/>
           <w14:ligatures w14:val="none"/>
         </w:rPr>
-        <w:t xml:space="preserve">Das </w:t>
-      </w:r>
-      <w:proofErr w:type="gramStart"/>
-      <w:r>
-        <w:rPr>
-          <w:rFonts w:ascii="Arial Nova Light" w:eastAsia="Times New Roman" w:hAnsi="Arial Nova Light" w:cs="Times New Roman"/>
-          <w:color w:val="000000"/>
-          <w:kern w:val="0"/>
-          <w:sz w:val="20"/>
-          <w:szCs w:val="20"/>
-          <w:lang w:eastAsia="de-DE"/>
-          <w14:ligatures w14:val="none"/>
-        </w:rPr>
-        <w:t>ist im Prinzip</w:t>
-      </w:r>
-      <w:proofErr w:type="gramEnd"/>
-      <w:r>
-        <w:rPr>
-          <w:rFonts w:ascii="Arial Nova Light" w:eastAsia="Times New Roman" w:hAnsi="Arial Nova Light" w:cs="Times New Roman"/>
-          <w:color w:val="000000"/>
-          <w:kern w:val="0"/>
-          <w:sz w:val="20"/>
-          <w:szCs w:val="20"/>
-          <w:lang w:eastAsia="de-DE"/>
-          <w14:ligatures w14:val="none"/>
-        </w:rPr>
-        <w:t xml:space="preserve"> eine </w:t>
+        <w:t xml:space="preserve">Das ist im Prinzip eine </w:t>
       </w:r>
       <w:r>
         <w:rPr>
@@ -1518,7 +1192,7 @@
           <w:lang w:eastAsia="de-DE"/>
         </w:rPr>
         <w:pict w14:anchorId="42E4AED1">
-          <v:rect id="_x0000_i1031" style="width:0;height:1.5pt" o:hralign="center" o:hrstd="t" o:hr="t" fillcolor="#a0a0a0" stroked="f"/>
+          <v:rect id="_x0000_i1025" style="width:0;height:1.5pt" o:hralign="center" o:hrstd="t" o:hr="t" fillcolor="#a0a0a0" stroked="f"/>
         </w:pict>
       </w:r>
     </w:p>
@@ -1550,67 +1224,7 @@
           <w:lang w:eastAsia="de-DE"/>
           <w14:ligatures w14:val="none"/>
         </w:rPr>
-        <w:t xml:space="preserve">Was gibt </w:t>
-      </w:r>
-      <w:proofErr w:type="spellStart"/>
-      <w:r>
-        <w:rPr>
-          <w:rFonts w:ascii="Arial Nova Light" w:eastAsia="Times New Roman" w:hAnsi="Arial Nova Light" w:cs="Times New Roman"/>
-          <w:b/>
-          <w:bCs/>
-          <w:color w:val="000000"/>
-          <w:kern w:val="0"/>
-          <w:sz w:val="20"/>
-          <w:szCs w:val="20"/>
-          <w:lang w:eastAsia="de-DE"/>
-          <w14:ligatures w14:val="none"/>
-        </w:rPr>
-        <w:t>summary</w:t>
-      </w:r>
-      <w:proofErr w:type="spellEnd"/>
-      <w:r>
-        <w:rPr>
-          <w:rFonts w:ascii="Arial Nova Light" w:eastAsia="Times New Roman" w:hAnsi="Arial Nova Light" w:cs="Times New Roman"/>
-          <w:b/>
-          <w:bCs/>
-          <w:color w:val="000000"/>
-          <w:kern w:val="0"/>
-          <w:sz w:val="20"/>
-          <w:szCs w:val="20"/>
-          <w:lang w:eastAsia="de-DE"/>
-          <w14:ligatures w14:val="none"/>
-        </w:rPr>
-        <w:t>(</w:t>
-      </w:r>
-      <w:proofErr w:type="spellStart"/>
-      <w:r>
-        <w:rPr>
-          <w:rFonts w:ascii="Arial Nova Light" w:eastAsia="Times New Roman" w:hAnsi="Arial Nova Light" w:cs="Times New Roman"/>
-          <w:b/>
-          <w:bCs/>
-          <w:color w:val="000000"/>
-          <w:kern w:val="0"/>
-          <w:sz w:val="20"/>
-          <w:szCs w:val="20"/>
-          <w:lang w:eastAsia="de-DE"/>
-          <w14:ligatures w14:val="none"/>
-        </w:rPr>
-        <w:t>modcv</w:t>
-      </w:r>
-      <w:proofErr w:type="spellEnd"/>
-      <w:r>
-        <w:rPr>
-          <w:rFonts w:ascii="Arial Nova Light" w:eastAsia="Times New Roman" w:hAnsi="Arial Nova Light" w:cs="Times New Roman"/>
-          <w:b/>
-          <w:bCs/>
-          <w:color w:val="000000"/>
-          <w:kern w:val="0"/>
-          <w:sz w:val="20"/>
-          <w:szCs w:val="20"/>
-          <w:lang w:eastAsia="de-DE"/>
-          <w14:ligatures w14:val="none"/>
-        </w:rPr>
-        <w:t>) aus?</w:t>
+        <w:t>Was gibt summary(modcv) aus?</w:t>
       </w:r>
     </w:p>
     <w:p>
@@ -1627,61 +1241,31 @@
           <w14:ligatures w14:val="none"/>
         </w:rPr>
       </w:pPr>
-      <w:proofErr w:type="spellStart"/>
-      <w:r>
-        <w:rPr>
-          <w:rFonts w:ascii="Arial Nova Light" w:eastAsia="Times New Roman" w:hAnsi="Arial Nova Light" w:cs="Times New Roman"/>
-          <w:color w:val="000000"/>
-          <w:kern w:val="0"/>
-          <w:sz w:val="20"/>
-          <w:szCs w:val="20"/>
-          <w:lang w:val="en-GB" w:eastAsia="de-DE"/>
-          <w14:ligatures w14:val="none"/>
-        </w:rPr>
-        <w:t>modcv</w:t>
-      </w:r>
-      <w:proofErr w:type="spellEnd"/>
-      <w:r>
-        <w:rPr>
-          <w:rFonts w:ascii="Arial Nova Light" w:eastAsia="Times New Roman" w:hAnsi="Arial Nova Light" w:cs="Times New Roman"/>
-          <w:color w:val="000000"/>
-          <w:kern w:val="0"/>
-          <w:sz w:val="20"/>
-          <w:szCs w:val="20"/>
-          <w:lang w:val="en-GB" w:eastAsia="de-DE"/>
-          <w14:ligatures w14:val="none"/>
-        </w:rPr>
-        <w:t xml:space="preserve"> = Modell </w:t>
-      </w:r>
-      <w:proofErr w:type="spellStart"/>
-      <w:r>
-        <w:rPr>
-          <w:rFonts w:ascii="Arial Nova Light" w:eastAsia="Times New Roman" w:hAnsi="Arial Nova Light" w:cs="Times New Roman"/>
-          <w:b/>
-          <w:bCs/>
-          <w:color w:val="000000"/>
-          <w:kern w:val="0"/>
-          <w:sz w:val="20"/>
-          <w:szCs w:val="20"/>
-          <w:lang w:val="en-GB" w:eastAsia="de-DE"/>
-          <w14:ligatures w14:val="none"/>
-        </w:rPr>
-        <w:t>mit</w:t>
-      </w:r>
-      <w:proofErr w:type="spellEnd"/>
-      <w:r>
-        <w:rPr>
-          <w:rFonts w:ascii="Arial Nova Light" w:eastAsia="Times New Roman" w:hAnsi="Arial Nova Light" w:cs="Times New Roman"/>
-          <w:b/>
-          <w:bCs/>
-          <w:color w:val="000000"/>
-          <w:kern w:val="0"/>
-          <w:sz w:val="20"/>
-          <w:szCs w:val="20"/>
-          <w:lang w:val="en-GB" w:eastAsia="de-DE"/>
-          <w14:ligatures w14:val="none"/>
-        </w:rPr>
-        <w:t xml:space="preserve"> 10-fold Cross-Validation</w:t>
+      <w:r>
+        <w:rPr>
+          <w:rFonts w:ascii="Arial Nova Light" w:eastAsia="Times New Roman" w:hAnsi="Arial Nova Light" w:cs="Times New Roman"/>
+          <w:color w:val="000000"/>
+          <w:kern w:val="0"/>
+          <w:sz w:val="20"/>
+          <w:szCs w:val="20"/>
+          <w:lang w:val="en-GB" w:eastAsia="de-DE"/>
+          <w14:ligatures w14:val="none"/>
+        </w:rPr>
+        <w:t xml:space="preserve">modcv = Modell </w:t>
+      </w:r>
+      <w:r>
+        <w:rPr>
+          <w:rFonts w:ascii="Arial Nova Light" w:eastAsia="Times New Roman" w:hAnsi="Arial Nova Light" w:cs="Times New Roman"/>
+          <w:b/>
+          <w:bCs/>
+          <w:color w:val="000000"/>
+          <w:kern w:val="0"/>
+          <w:sz w:val="20"/>
+          <w:szCs w:val="20"/>
+          <w:lang w:val="en-GB" w:eastAsia="de-DE"/>
+          <w14:ligatures w14:val="none"/>
+        </w:rPr>
+        <w:t>mit 10-fold Cross-Validation</w:t>
       </w:r>
     </w:p>
     <w:p>
@@ -1721,18 +1305,18 @@
           <w:kern w:val="0"/>
           <w:sz w:val="20"/>
           <w:szCs w:val="20"/>
-          <w:lang w:eastAsia="de-DE"/>
-          <w14:ligatures w14:val="none"/>
-        </w:rPr>
-      </w:pPr>
-      <w:r>
-        <w:rPr>
-          <w:rFonts w:ascii="Arial Nova Light" w:eastAsia="Times New Roman" w:hAnsi="Arial Nova Light" w:cs="Times New Roman"/>
-          <w:color w:val="000000"/>
-          <w:kern w:val="0"/>
-          <w:sz w:val="20"/>
-          <w:szCs w:val="20"/>
-          <w:lang w:eastAsia="de-DE"/>
+          <w:lang w:val="en-GB" w:eastAsia="de-DE"/>
+          <w14:ligatures w14:val="none"/>
+        </w:rPr>
+      </w:pPr>
+      <w:r>
+        <w:rPr>
+          <w:rFonts w:ascii="Arial Nova Light" w:eastAsia="Times New Roman" w:hAnsi="Arial Nova Light" w:cs="Times New Roman"/>
+          <w:color w:val="000000"/>
+          <w:kern w:val="0"/>
+          <w:sz w:val="20"/>
+          <w:szCs w:val="20"/>
+          <w:lang w:val="en-GB" w:eastAsia="de-DE"/>
           <w14:ligatures w14:val="none"/>
         </w:rPr>
         <w:t>Cross-Validation-Fehler</w:t>
@@ -1846,7 +1430,7 @@
           <w:kern w:val="0"/>
           <w:sz w:val="20"/>
           <w:szCs w:val="20"/>
-          <w:lang w:eastAsia="de-DE"/>
+          <w:lang w:val="en-GB" w:eastAsia="de-DE"/>
           <w14:ligatures w14:val="none"/>
         </w:rPr>
       </w:pPr>
@@ -1862,9 +1446,8 @@
           <w:lang w:val="en-GB" w:eastAsia="de-DE"/>
           <w14:ligatures w14:val="none"/>
         </w:rPr>
-        <w:t xml:space="preserve">7. Compare RMSE of no CV and CV. </w:t>
-      </w:r>
-      <w:proofErr w:type="spellStart"/>
+        <w:t>8</w:t>
+      </w:r>
       <w:r>
         <w:rPr>
           <w:rFonts w:ascii="Arial Nova Light" w:eastAsia="Times New Roman" w:hAnsi="Arial Nova Light" w:cs="Times New Roman"/>
@@ -1874,12 +1457,11 @@
           <w:kern w:val="0"/>
           <w:sz w:val="20"/>
           <w:szCs w:val="20"/>
-          <w:lang w:eastAsia="de-DE"/>
-          <w14:ligatures w14:val="none"/>
-        </w:rPr>
-        <w:t>Choose</w:t>
-      </w:r>
-      <w:proofErr w:type="spellEnd"/>
+          <w:lang w:val="en-GB" w:eastAsia="de-DE"/>
+          <w14:ligatures w14:val="none"/>
+        </w:rPr>
+        <w:t xml:space="preserve">. Compare RMSE of no CV and CV. </w:t>
+      </w:r>
       <w:r>
         <w:rPr>
           <w:rFonts w:ascii="Arial Nova Light" w:eastAsia="Times New Roman" w:hAnsi="Arial Nova Light" w:cs="Times New Roman"/>
@@ -1889,10 +1471,10 @@
           <w:kern w:val="0"/>
           <w:sz w:val="20"/>
           <w:szCs w:val="20"/>
-          <w:lang w:eastAsia="de-DE"/>
-          <w14:ligatures w14:val="none"/>
-        </w:rPr>
-        <w:t xml:space="preserve"> optimal LV</w:t>
+          <w:lang w:val="en-GB" w:eastAsia="de-DE"/>
+          <w14:ligatures w14:val="none"/>
+        </w:rPr>
+        <w:t>Choose optimal LV</w:t>
       </w:r>
     </w:p>
     <w:p>
@@ -1905,7 +1487,7 @@
           <w:kern w:val="0"/>
           <w:sz w:val="20"/>
           <w:szCs w:val="20"/>
-          <w:lang w:eastAsia="de-DE"/>
+          <w:lang w:val="en-GB" w:eastAsia="de-DE"/>
           <w14:ligatures w14:val="none"/>
         </w:rPr>
       </w:pPr>
@@ -1938,7 +1520,7 @@
           <w:lang w:val="en-GB" w:eastAsia="de-DE"/>
           <w14:ligatures w14:val="none"/>
         </w:rPr>
-        <w:t>8</w:t>
+        <w:t>9</w:t>
       </w:r>
       <w:r>
         <w:rPr>
@@ -1998,7 +1580,7 @@
           <w:lang w:val="en-GB" w:eastAsia="de-DE"/>
           <w14:ligatures w14:val="none"/>
         </w:rPr>
-        <w:t>9</w:t>
+        <w:t>10</w:t>
       </w:r>
       <w:r>
         <w:rPr>
@@ -2124,19 +1706,18 @@
           <w:szCs w:val="22"/>
           <w:lang w:val="en-GB"/>
         </w:rPr>
-        <w:t>regression algorithm: PLS regression</w:t>
-      </w:r>
-      <w:r>
+        <w:t>regression algorithm: PLS regression with plsr:plsr</w:t>
+      </w:r>
+    </w:p>
+    <w:p>
+      <w:pPr>
         <w:rPr>
           <w:rFonts w:ascii="Arial Nova Light" w:hAnsi="Arial Nova Light"/>
           <w:sz w:val="22"/>
           <w:szCs w:val="22"/>
           <w:lang w:val="en-GB"/>
         </w:rPr>
-        <w:t xml:space="preserve"> with </w:t>
-      </w:r>
-      <w:proofErr w:type="spellStart"/>
-      <w:proofErr w:type="gramStart"/>
+      </w:pPr>
       <w:r>
         <w:rPr>
           <w:rFonts w:ascii="Arial Nova Light" w:hAnsi="Arial Nova Light"/>
@@ -2144,10 +1725,8 @@
           <w:szCs w:val="22"/>
           <w:lang w:val="en-GB"/>
         </w:rPr>
-        <w:t>plsr:plsr</w:t>
-      </w:r>
-      <w:proofErr w:type="spellEnd"/>
-      <w:proofErr w:type="gramEnd"/>
+        <w:t># training set: 90%</w:t>
+      </w:r>
     </w:p>
     <w:p>
       <w:pPr>
@@ -2165,17 +1744,18 @@
           <w:szCs w:val="22"/>
           <w:lang w:val="en-GB"/>
         </w:rPr>
-        <w:t xml:space="preserve"># training set: </w:t>
-      </w:r>
-      <w:r>
+        <w:t># test set: n=10% (defined by Kennard-Stone algorithm)</w:t>
+      </w:r>
+    </w:p>
+    <w:p>
+      <w:pPr>
         <w:rPr>
           <w:rFonts w:ascii="Arial Nova Light" w:hAnsi="Arial Nova Light"/>
           <w:sz w:val="22"/>
           <w:szCs w:val="22"/>
           <w:lang w:val="en-GB"/>
         </w:rPr>
-        <w:t>90%</w:t>
-      </w:r>
+      </w:pPr>
     </w:p>
     <w:p>
       <w:pPr>
@@ -2193,17 +1773,18 @@
           <w:szCs w:val="22"/>
           <w:lang w:val="en-GB"/>
         </w:rPr>
-        <w:t># test set: n=</w:t>
-      </w:r>
-      <w:r>
+        <w:t># Model quality metrics of the baseline model applied to the test set were:</w:t>
+      </w:r>
+    </w:p>
+    <w:p>
+      <w:pPr>
         <w:rPr>
           <w:rFonts w:ascii="Arial Nova Light" w:hAnsi="Arial Nova Light"/>
           <w:sz w:val="22"/>
           <w:szCs w:val="22"/>
           <w:lang w:val="en-GB"/>
         </w:rPr>
-        <w:t>10%</w:t>
-      </w:r>
+      </w:pPr>
       <w:r>
         <w:rPr>
           <w:rFonts w:ascii="Arial Nova Light" w:hAnsi="Arial Nova Light"/>
@@ -2211,7 +1792,7 @@
           <w:szCs w:val="22"/>
           <w:lang w:val="en-GB"/>
         </w:rPr>
-        <w:t xml:space="preserve"> (defined by Kennard-Stone algorithm)</w:t>
+        <w:t># R² = 0.64</w:t>
       </w:r>
     </w:p>
     <w:p>
@@ -2223,108 +1804,33 @@
           <w:lang w:val="en-GB"/>
         </w:rPr>
       </w:pPr>
-    </w:p>
-    <w:p>
-      <w:pPr>
+      <w:r>
         <w:rPr>
           <w:rFonts w:ascii="Arial Nova Light" w:hAnsi="Arial Nova Light"/>
           <w:sz w:val="22"/>
           <w:szCs w:val="22"/>
           <w:lang w:val="en-GB"/>
         </w:rPr>
-      </w:pPr>
-      <w:r>
+        <w:t># RMSE = 12.09</w:t>
+      </w:r>
+    </w:p>
+    <w:p>
+      <w:pPr>
         <w:rPr>
           <w:rFonts w:ascii="Arial Nova Light" w:hAnsi="Arial Nova Light"/>
           <w:sz w:val="22"/>
           <w:szCs w:val="22"/>
           <w:lang w:val="en-GB"/>
         </w:rPr>
-        <w:t># Model quality metrics of the baseline model applied to the test set were:</w:t>
-      </w:r>
-    </w:p>
-    <w:p>
-      <w:pPr>
+      </w:pPr>
+      <w:r>
         <w:rPr>
           <w:rFonts w:ascii="Arial Nova Light" w:hAnsi="Arial Nova Light"/>
           <w:sz w:val="22"/>
           <w:szCs w:val="22"/>
           <w:lang w:val="en-GB"/>
         </w:rPr>
-      </w:pPr>
-      <w:r>
-        <w:rPr>
-          <w:rFonts w:ascii="Arial Nova Light" w:hAnsi="Arial Nova Light"/>
-          <w:sz w:val="22"/>
-          <w:szCs w:val="22"/>
-          <w:lang w:val="en-GB"/>
-        </w:rPr>
-        <w:t># R² = 0.</w:t>
-      </w:r>
-      <w:r>
-        <w:rPr>
-          <w:rFonts w:ascii="Arial Nova Light" w:hAnsi="Arial Nova Light"/>
-          <w:sz w:val="22"/>
-          <w:szCs w:val="22"/>
-          <w:lang w:val="en-GB"/>
-        </w:rPr>
-        <w:t>64</w:t>
-      </w:r>
-    </w:p>
-    <w:p>
-      <w:pPr>
-        <w:rPr>
-          <w:rFonts w:ascii="Arial Nova Light" w:hAnsi="Arial Nova Light"/>
-          <w:sz w:val="22"/>
-          <w:szCs w:val="22"/>
-          <w:lang w:val="en-GB"/>
-        </w:rPr>
-      </w:pPr>
-      <w:r>
-        <w:rPr>
-          <w:rFonts w:ascii="Arial Nova Light" w:hAnsi="Arial Nova Light"/>
-          <w:sz w:val="22"/>
-          <w:szCs w:val="22"/>
-          <w:lang w:val="en-GB"/>
-        </w:rPr>
-        <w:t xml:space="preserve"># RMSE = </w:t>
-      </w:r>
-      <w:r>
-        <w:rPr>
-          <w:rFonts w:ascii="Arial Nova Light" w:hAnsi="Arial Nova Light"/>
-          <w:sz w:val="22"/>
-          <w:szCs w:val="22"/>
-          <w:lang w:val="en-GB"/>
-        </w:rPr>
-        <w:t>12.09</w:t>
-      </w:r>
-    </w:p>
-    <w:p>
-      <w:pPr>
-        <w:rPr>
-          <w:rFonts w:ascii="Arial Nova Light" w:hAnsi="Arial Nova Light"/>
-          <w:sz w:val="22"/>
-          <w:szCs w:val="22"/>
-          <w:lang w:val="en-GB"/>
-        </w:rPr>
-      </w:pPr>
-      <w:r>
-        <w:rPr>
-          <w:rFonts w:ascii="Arial Nova Light" w:hAnsi="Arial Nova Light"/>
-          <w:sz w:val="22"/>
-          <w:szCs w:val="22"/>
-          <w:lang w:val="en-GB"/>
-        </w:rPr>
-        <w:t xml:space="preserve"># RPD = </w:t>
-      </w:r>
-      <w:r>
-        <w:rPr>
-          <w:rFonts w:ascii="Arial Nova Light" w:hAnsi="Arial Nova Light"/>
-          <w:sz w:val="22"/>
-          <w:szCs w:val="22"/>
-          <w:lang w:val="en-GB"/>
-        </w:rPr>
-        <w:t>1.68</w:t>
+        <w:t># RPD = 1.68</w:t>
       </w:r>
     </w:p>
     <w:sectPr>
